--- a/sources/veille/ai-act/2026-10-24_veille_ai-act.docx
+++ b/sources/veille/ai-act/2026-10-24_veille_ai-act.docx
@@ -408,7 +408,7 @@
           <w:sz w:val="22"/>
           <w:szCs w:val="22"/>
         </w:rPr>
-        <w:t xml:space="preserve">La Commission européenne a publié au JOUE la référence du premier standard harmonisé soutenant la mise en œuvre de l'AI Act. Le standard EN 18286:2026 — Artificial intelligence — Quality management system for EU AI Act regulatory purposes, développé par CEN et CENELEC, fournit une voie de conformité claire pour les fournisseurs de systèmes d'IA à haut risque visant à respecter les exigences du système de gestion de la qualité (QMS) de l'article 17 du règlement.</w:t>
+        <w:t xml:space="preserve">La Commission européenne a publié au JOUE la référence du premier standard harmonisé soutenant la mise en œuvre de l'AI Act. Le standard EN 18286:2026 — Artificial intelligence — Quality management system for EU AI Act regulatory purposes, développé par CEN et CENELEC, fournit une voie de conformité juridique claire pour les fournisseurs de systèmes d'IA à haut risque visant à respecter les exigences du système de gestion de la qualité (QMS) de l'article 17 du règlement.</w:t>
       </w:r>
     </w:p>
     <w:p>
@@ -423,6 +423,17 @@
           <w:szCs w:val="22"/>
         </w:rPr>
         <w:t xml:space="preserve">Sa publication par la décision d'exécution de la Commission (UE) 2026/2274 signifie que les fournisseurs qui mettront en œuvre ce standard bénéficieront d'une présomption de conformité aux exigences de l'art. 17 couvertes par le standard. EN 18286 est le seul standard QMS pour l'IA à disposer de cette présomption de conformité.</w:t>
+      </w:r>
+      <w:r>
+        <w:rPr>
+          <w:rFonts w:ascii="Calibri" w:cs="Calibri" w:eastAsia="Calibri" w:hAnsi="Calibri"/>
+          <w:i/>
+          <w:iCs/>
+          <w:color w:val="6B7280"/>
+          <w:sz w:val="22"/>
+          <w:szCs w:val="22"/>
+        </w:rPr>
+        <w:t xml:space="preserve"> [Corrigé le 24/10/2026 : la note écrivait « fournit une voie de conformité claire » ; la page de la Commission écrit « clear legal pathway », et l'adjectif juridique est celui qui porte la présomption de conformité.]</w:t>
       </w:r>
     </w:p>
     <w:p>
@@ -668,6 +679,36 @@
     </w:p>
     <w:p>
       <w:pPr>
+        <w:pStyle w:val="ListParagraph"/>
+        <w:numPr>
+          <w:ilvl w:val="0"/>
+          <w:numId w:val="1"/>
+        </w:numPr>
+        <w:spacing w:after="60"/>
+      </w:pPr>
+      <w:r>
+        <w:rPr>
+          <w:rFonts w:ascii="Calibri" w:cs="Calibri" w:eastAsia="Calibri" w:hAnsi="Calibri"/>
+          <w:color w:val="1F2937"/>
+          <w:sz w:val="22"/>
+          <w:szCs w:val="22"/>
+        </w:rPr>
+        <w:t xml:space="preserve">IA — Données sensibles et entraînement : le mandat du Conseil introduit de nouvelles garanties permettant l'usage de données sensibles pour la vérification biométrique et l'entraînement de modèles d'intelligence artificielle ; les États membres y ont ajouté des clarifications sur la base légale du traitement et sur les garanties à maintenir pour les données d'entraînement. L'article relaie aussi une tribune de Lokke Moerel (Morrison &amp; Foerster) jugeant que les propositions initiales de la Commission pour simplifier l'entraînement de l'IA par la réforme du RGPD manquent leur cible et créent plus de problèmes qu'elles n'en simplifient.</w:t>
+      </w:r>
+      <w:r>
+        <w:rPr>
+          <w:rFonts w:ascii="Calibri" w:cs="Calibri" w:eastAsia="Calibri" w:hAnsi="Calibri"/>
+          <w:i/>
+          <w:iCs/>
+          <w:color w:val="6B7280"/>
+          <w:sz w:val="22"/>
+          <w:szCs w:val="22"/>
+        </w:rPr>
+        <w:t xml:space="preserve"> [Ajouté le 24/10/2026 : ce quatrième axe de l'article manquait. C'était le seul des quatre qui porte sur l'IA, dans une veille dont l'IA est le sujet, et le sous-titre de l'article l'annonce parmi ses trois objets.]</w:t>
+      </w:r>
+    </w:p>
+    <w:p>
+      <w:pPr>
         <w:spacing w:after="80"/>
       </w:pPr>
       <w:r>
@@ -833,7 +874,18 @@
           <w:sz w:val="22"/>
           <w:szCs w:val="22"/>
         </w:rPr>
-        <w:t xml:space="preserve">La CNIL organise une nouvelle Journée RGPD à Poitiers le 1er décembre 2026 (9h, Salons de Blossac). L'événement est gratuit, sur inscription. Au programme : nouvelles compétences de la CNIL dans le cadre du RIA, articulation RGPD/RIA, contrôles CNIL, cybersécurité, évolution du métier de DPO. Organisé en collaboration avec l'AFCDP, la Ville de Poitiers et Poitiers Métropole. Entrée gratuite, inscription obligatoire.</w:t>
+        <w:t xml:space="preserve">La CNIL organise une nouvelle Journée RGPD à Poitiers le 1er décembre 2026 (9h, Salons de Blossac). L'événement est gratuit, sur inscription. Au programme : nouvelles compétences de la CNIL dans le cadre du RIA, articulation RGPD/RIA, contrôles CNIL, cybersécurité, évolution du métier de DPO. Organisé en collaboration avec l'AFCDP, la Ville de Poitiers et la Communauté urbaine du Grand Poitiers. Entrée gratuite, inscription obligatoire.</w:t>
+      </w:r>
+      <w:r>
+        <w:rPr>
+          <w:rFonts w:ascii="Calibri" w:cs="Calibri" w:eastAsia="Calibri" w:hAnsi="Calibri"/>
+          <w:i/>
+          <w:iCs/>
+          <w:color w:val="6B7280"/>
+          <w:sz w:val="22"/>
+          <w:szCs w:val="22"/>
+        </w:rPr>
+        <w:t xml:space="preserve"> [Corrigé le 24/10/2026 : le troisième organisateur était nommé « Poitiers Métropole ». Poitiers n'a pas de métropole, et le mot « Métropole » compte ZÉRO occurrence sur les 8 559 caractères de la page de la CNIL, qui écrit « la Communauté urbaine du Grand Poitiers ».]</w:t>
       </w:r>
     </w:p>
     <w:p>
@@ -959,7 +1011,18 @@
           <w:sz w:val="22"/>
           <w:szCs w:val="22"/>
         </w:rPr>
-        <w:t xml:space="preserve">Omnibus numérique — RGPD simplifié : la simplification RGPD envisagée (pseudonymisation, cookies) pourra alléger la charge de conformité pour le traitement des DUI (Dossiers Usagers Informatisés). À suivre lors du trilogue Parlement/Conseil.</w:t>
+        <w:t xml:space="preserve">Omnibus numérique — RGPD simplifié : la simplification RGPD envisagée (pseudonymisation, cookies) pourra alléger la charge de conformité pour le traitement des DUI (Dossiers Usagers Informatisés). Point le plus sensible pour un ESSMS : le mandat du Conseil porte aussi de nouvelles garanties ouvrant l'usage des données sensibles — dont les données de santé — à la vérification biométrique et à l'entraînement de modèles d'IA, avec des clarifications sur la base légale du traitement. Un foyer d'hébergement dont le DUI contient des données de santé est directement concerné, bien plus que par les bannières de cookies. À suivre lors du trilogue Parlement/Conseil.</w:t>
+      </w:r>
+      <w:r>
+        <w:rPr>
+          <w:rFonts w:ascii="Calibri" w:cs="Calibri" w:eastAsia="Calibri" w:hAnsi="Calibri"/>
+          <w:i/>
+          <w:iCs/>
+          <w:color w:val="6B7280"/>
+          <w:sz w:val="22"/>
+          <w:szCs w:val="22"/>
+        </w:rPr>
+        <w:t xml:space="preserve"> [Ajouté le 24/10/2026 : cette ligne ne retenait de l'Omnibus que la pseudonymisation et les cookies, alors que le volet qui concerne le plus un ESSMS est l'ouverture des données sensibles à l'entraînement de modèles.]</w:t>
       </w:r>
     </w:p>
     <w:p>
@@ -1630,7 +1693,103 @@
           <w:sz w:val="22"/>
           <w:szCs w:val="22"/>
         </w:rPr>
-        <w:t xml:space="preserve">📝 Journal des corrections : aucune correction apportée à cette édition.</w:t>
+        <w:t xml:space="preserve">📝 Journal des corrections</w:t>
+      </w:r>
+    </w:p>
+    <w:p>
+      <w:pPr>
+        <w:spacing w:after="80"/>
+      </w:pPr>
+      <w:r>
+        <w:rPr>
+          <w:rFonts w:ascii="Calibri" w:cs="Calibri" w:eastAsia="Calibri" w:hAnsi="Calibri"/>
+          <w:i/>
+          <w:iCs/>
+          <w:color w:val="6B7280"/>
+          <w:sz w:val="22"/>
+          <w:szCs w:val="22"/>
+        </w:rPr>
+        <w:t xml:space="preserve">Relecture du 24 octobre 2026, faite HORS DU JOB, le jour même de l'exécution. Celle-ci s'est terminée en exit 0 après une tentative, 90 tours, pour 3,0604 $ sur un plafond de 5,00 $ : le livrable vient donc bien d'un run réussi, et ses contrôles ont tourné. Quatre corrections, dont deux de fond. Les quatre pages lues ont été rouvertes et ré-interrogées : 57 requêtes d'appariement exact, aucune mesure d'origine reprise de confiance.</w:t>
+      </w:r>
+    </w:p>
+    <w:p>
+      <w:pPr>
+        <w:spacing w:after="80"/>
+      </w:pPr>
+      <w:r>
+        <w:rPr>
+          <w:rFonts w:ascii="Calibri" w:cs="Calibri" w:eastAsia="Calibri" w:hAnsi="Calibri"/>
+          <w:i/>
+          <w:iCs/>
+          <w:color w:val="6B7280"/>
+          <w:sz w:val="22"/>
+          <w:szCs w:val="22"/>
+        </w:rPr>
+        <w:t xml:space="preserve">① Organisateur inexistant. La note nommait « Poitiers Métropole » comme troisième organisateur de la Journée RGPD de la CNIL. Le mot « Métropole » compte ZÉRO occurrence sur cette page, mesuré deux fois ; Poitiers n'a pas de métropole mais une communauté urbaine, et la page écrit « la Communauté urbaine du Grand Poitiers ». Nom rétabli. Aucun contrôle du dépôt ne pouvait voir ce défaut : la phrase ne porte aucun marqueur d'attribution, donc la passe B-NOM ne la regarde pas, et la passe A ne collecte que des adresses.</w:t>
+      </w:r>
+    </w:p>
+    <w:p>
+      <w:pPr>
+        <w:spacing w:after="80"/>
+      </w:pPr>
+      <w:r>
+        <w:rPr>
+          <w:rFonts w:ascii="Calibri" w:cs="Calibri" w:eastAsia="Calibri" w:hAnsi="Calibri"/>
+          <w:i/>
+          <w:iCs/>
+          <w:color w:val="6B7280"/>
+          <w:sz w:val="22"/>
+          <w:szCs w:val="22"/>
+        </w:rPr>
+        <w:t xml:space="preserve">② Volet IA de l'article IAPP absent. L'article était résumé en trois axes — définition des données personnelles, cookies ePrivacy, signalement d'incidents — et le quatrième, le seul qui porte sur l'IA, manquait : nouvelles garanties ouvrant l'usage des données sensibles à la vérification biométrique et à l'entraînement de modèles, clarifications sur la base légale pour les données d'entraînement, et la tribune de Lokke Moerel. Le sous-titre de l'article l'annonce parmi ses trois objets. Puce ajoutée, et la rubrique Impacts ESSMS complétée en conséquence : pour un foyer dont le DUI porte des données de santé, ce volet pèse plus que les bannières de cookies.</w:t>
+      </w:r>
+    </w:p>
+    <w:p>
+      <w:pPr>
+        <w:spacing w:after="80"/>
+      </w:pPr>
+      <w:r>
+        <w:rPr>
+          <w:rFonts w:ascii="Calibri" w:cs="Calibri" w:eastAsia="Calibri" w:hAnsi="Calibri"/>
+          <w:i/>
+          <w:iCs/>
+          <w:color w:val="6B7280"/>
+          <w:sz w:val="22"/>
+          <w:szCs w:val="22"/>
+        </w:rPr>
+        <w:t xml:space="preserve">③ Traduction qui perdait l'effet juridique. La note écrivait que le standard « fournit une voie de conformité claire » ; la page de la Commission écrit « clear legal pathway ». L'adjectif juridique est rétabli : c'est lui qui porte la présomption de conformité de l'article 17.</w:t>
+      </w:r>
+    </w:p>
+    <w:p>
+      <w:pPr>
+        <w:spacing w:after="80"/>
+      </w:pPr>
+      <w:r>
+        <w:rPr>
+          <w:rFonts w:ascii="Calibri" w:cs="Calibri" w:eastAsia="Calibri" w:hAnsi="Calibri"/>
+          <w:i/>
+          <w:iCs/>
+          <w:color w:val="6B7280"/>
+          <w:sz w:val="22"/>
+          <w:szCs w:val="22"/>
+        </w:rPr>
+        <w:t xml:space="preserve">④ Deux instruments portent le même nom, et la note ne les distinguait pas. Le « Digital Omnibus on AI » a DÉJÀ amendé l'AI Act — c'est la source des échéances de décembre 2027 et d'août 2028, en vigueur par le règlement (UE) 2026/1744 du 8 juillet 2026 — tandis que l'« Omnibus numérique » dont le Conseil a adopté le mandat le 21 octobre porte sur le RGPD, ePrivacy et la cybersécurité et n'est pas encore passé en trilogue. Employer le même mot pour les deux pouvait laisser croire que les échéances de 2027-2028 sont encore négociables. Elles ne le sont plus. Précision portée ici plutôt que dans le corps, pour ne pas alourdir une rubrique d'échéances par ailleurs exacte.</w:t>
+      </w:r>
+    </w:p>
+    <w:p>
+      <w:pPr>
+        <w:spacing w:after="80"/>
+      </w:pPr>
+      <w:r>
+        <w:rPr>
+          <w:rFonts w:ascii="Calibri" w:cs="Calibri" w:eastAsia="Calibri" w:hAnsi="Calibri"/>
+          <w:i/>
+          <w:iCs/>
+          <w:color w:val="6B7280"/>
+          <w:sz w:val="22"/>
+          <w:szCs w:val="22"/>
+        </w:rPr>
+        <w:t xml:space="preserve">⚠️ Ce que cette relecture NE corrige pas, et qui reste à savoir. La page de la Commission ne sert que 3 246 caractères utiles, à peine au-dessus du plancher de 3 000 du dépôt ; tout ce que la note en tire y est néanmoins apparié. Les deux pages EUR-Lex rendent 0 octet en HTTP 202 et le communiqué du Conseil 403 : rien de ce que la note dit du mandat du Conseil n'est vérifié à sa source primaire, seulement au relais IAPP, et la note le déclare. Le programme de la Journée RGPD omet la séquence de clôture consacrée à l'éducation et au numérique : omission immatérielle pour une veille IA, laissée telle quelle. Enfin le décompte des liens du récapitulatif de ce run n'a PAS été lu par le contrôle qui en a la charge, son motif exigeant le séparateur collé au mot « retenus » : le décompte est bien présent dans le log.</w:t>
       </w:r>
     </w:p>
     <w:sectPr>
